--- a/source files/Case Studies/Scott_3E_Case_Study_Chapter_6.docx
+++ b/source files/Case Studies/Scott_3E_Case_Study_Chapter_6.docx
@@ -49,7 +49,7 @@
           <w:sz w:val="28"/>
           <w:szCs w:val="28"/>
         </w:rPr>
-        <w:t>Hypothetical Case Study</w:t>
+        <w:t>Complexity, Risk, and Decision</w:t>
       </w:r>
       <w:r>
         <w:rPr>
@@ -60,7 +60,7 @@
           <w:sz w:val="28"/>
           <w:szCs w:val="28"/>
         </w:rPr>
-        <w:t xml:space="preserve">: </w:t>
+        <w:t xml:space="preserve"> </w:t>
       </w:r>
       <w:r>
         <w:rPr>
@@ -71,43 +71,21 @@
           <w:sz w:val="28"/>
           <w:szCs w:val="28"/>
         </w:rPr>
-        <w:t>Complexity, Risk, and Decision</w:t>
-      </w:r>
-      <w:r>
-        <w:rPr>
-          <w:rFonts w:asciiTheme="minorHAnsi" w:hAnsiTheme="minorHAnsi" w:cstheme="minorHAnsi"/>
+        <w:t>Making</w:t>
+      </w:r>
+    </w:p>
+    <w:p>
+      <w:pPr>
+        <w:spacing w:after="0" w:line="240" w:lineRule="auto"/>
+        <w:rPr>
+          <w:rFonts w:cstheme="minorHAnsi"/>
+        </w:rPr>
+      </w:pPr>
+      <w:r>
+        <w:rPr>
+          <w:rFonts w:cstheme="minorHAnsi"/>
           <w:b/>
           <w:bCs/>
-          <w:color w:val="365F96"/>
-          <w:sz w:val="28"/>
-          <w:szCs w:val="28"/>
-        </w:rPr>
-        <w:t xml:space="preserve"> </w:t>
-      </w:r>
-      <w:r>
-        <w:rPr>
-          <w:rFonts w:asciiTheme="minorHAnsi" w:hAnsiTheme="minorHAnsi" w:cstheme="minorHAnsi"/>
-          <w:b/>
-          <w:bCs/>
-          <w:color w:val="365F96"/>
-          <w:sz w:val="28"/>
-          <w:szCs w:val="28"/>
-        </w:rPr>
-        <w:t>Making</w:t>
-      </w:r>
-    </w:p>
-    <w:p>
-      <w:pPr>
-        <w:spacing w:after="0" w:line="240" w:lineRule="auto"/>
-        <w:rPr>
-          <w:rFonts w:cstheme="minorHAnsi"/>
-        </w:rPr>
-      </w:pPr>
-      <w:r>
-        <w:rPr>
-          <w:rFonts w:cstheme="minorHAnsi"/>
-          <w:b/>
-          <w:bCs/>
         </w:rPr>
         <w:t xml:space="preserve">Purpose: </w:t>
       </w:r>
@@ -115,7 +93,13 @@
         <w:rPr>
           <w:rFonts w:cstheme="minorHAnsi"/>
         </w:rPr>
-        <w:t>To assess and manage complexity, risk resiliency, and adaptive leadership in a professional sports organization</w:t>
+        <w:t>To assess and manage complexity, risk resiliency, and adaptive leadership in a professional sport organization</w:t>
+      </w:r>
+      <w:r>
+        <w:rPr>
+          <w:rFonts w:cstheme="minorHAnsi"/>
+        </w:rPr>
+        <w:t>s</w:t>
       </w:r>
       <w:r>
         <w:rPr>
@@ -3220,29 +3204,6 @@
 </file>
 
 <file path=customXml/item1.xml><?xml version="1.0" encoding="utf-8"?>
-<?mso-contentType ?>
-<FormTemplates xmlns="http://schemas.microsoft.com/sharepoint/v3/contenttype/forms">
-  <Display>DocumentLibraryForm</Display>
-  <Edit>DocumentLibraryForm</Edit>
-  <New>DocumentLibraryForm</New>
-</FormTemplates>
-</file>
-
-<file path=customXml/item2.xml><?xml version="1.0" encoding="utf-8"?>
-<p:properties xmlns:p="http://schemas.microsoft.com/office/2006/metadata/properties" xmlns:xsi="http://www.w3.org/2001/XMLSchema-instance" xmlns:pc="http://schemas.microsoft.com/office/infopath/2007/PartnerControls">
-  <documentManagement>
-    <lcf76f155ced4ddcb4097134ff3c332f xmlns="59ca233b-f72d-4bec-9318-80a7585eb732">
-      <Terms xmlns="http://schemas.microsoft.com/office/infopath/2007/PartnerControls"/>
-    </lcf76f155ced4ddcb4097134ff3c332f>
-    <Order0 xmlns="59ca233b-f72d-4bec-9318-80a7585eb732">0</Order0>
-    <Vendor xmlns="59ca233b-f72d-4bec-9318-80a7585eb732" xsi:nil="true"/>
-    <Division xmlns="59ca233b-f72d-4bec-9318-80a7585eb732" xsi:nil="true"/>
-    <TaxCatchAll xmlns="a0aebf02-ecd4-408a-a2a6-04cd48f4325f" xsi:nil="true"/>
-  </documentManagement>
-</p:properties>
-</file>
-
-<file path=customXml/item3.xml><?xml version="1.0" encoding="utf-8"?>
 <ct:contentTypeSchema xmlns:ct="http://schemas.microsoft.com/office/2006/metadata/contentType" xmlns:ma="http://schemas.microsoft.com/office/2006/metadata/properties/metaAttributes" ct:_="" ma:_="" ma:contentTypeName="Document" ma:contentTypeID="0x010100A7FBC9A1F171064B9DBE138560CD8427" ma:contentTypeVersion="17" ma:contentTypeDescription="Create a new document." ma:contentTypeScope="" ma:versionID="fdf7aa5d657730bd86a1511242055670">
   <xsd:schema xmlns:xsd="http://www.w3.org/2001/XMLSchema" xmlns:xs="http://www.w3.org/2001/XMLSchema" xmlns:p="http://schemas.microsoft.com/office/2006/metadata/properties" xmlns:ns2="59ca233b-f72d-4bec-9318-80a7585eb732" xmlns:ns3="a0aebf02-ecd4-408a-a2a6-04cd48f4325f" targetNamespace="http://schemas.microsoft.com/office/2006/metadata/properties" ma:root="true" ma:fieldsID="3ae854d5fe08bd6e422222d12fd31d6b" ns2:_="" ns3:_="">
     <xsd:import namespace="59ca233b-f72d-4bec-9318-80a7585eb732"/>
@@ -3479,26 +3440,30 @@
 </ct:contentTypeSchema>
 </file>
 
-<file path=customXml/itemProps1.xml><?xml version="1.0" encoding="utf-8"?>
-<ds:datastoreItem xmlns:ds="http://schemas.openxmlformats.org/officeDocument/2006/customXml" ds:itemID="{7EC5DEFD-7266-42CC-BBA3-8110574986B1}">
-  <ds:schemaRefs>
-    <ds:schemaRef ds:uri="http://schemas.microsoft.com/sharepoint/v3/contenttype/forms"/>
-  </ds:schemaRefs>
-</ds:datastoreItem>
+<file path=customXml/item2.xml><?xml version="1.0" encoding="utf-8"?>
+<?mso-contentType ?>
+<FormTemplates xmlns="http://schemas.microsoft.com/sharepoint/v3/contenttype/forms">
+  <Display>DocumentLibraryForm</Display>
+  <Edit>DocumentLibraryForm</Edit>
+  <New>DocumentLibraryForm</New>
+</FormTemplates>
 </file>
 
-<file path=customXml/itemProps2.xml><?xml version="1.0" encoding="utf-8"?>
-<ds:datastoreItem xmlns:ds="http://schemas.openxmlformats.org/officeDocument/2006/customXml" ds:itemID="{4F3B391C-A3D5-40E7-B661-25893C50E6B1}">
-  <ds:schemaRefs>
-    <ds:schemaRef ds:uri="http://schemas.microsoft.com/office/2006/metadata/properties"/>
-    <ds:schemaRef ds:uri="http://schemas.microsoft.com/office/infopath/2007/PartnerControls"/>
-    <ds:schemaRef ds:uri="59ca233b-f72d-4bec-9318-80a7585eb732"/>
-    <ds:schemaRef ds:uri="a0aebf02-ecd4-408a-a2a6-04cd48f4325f"/>
-  </ds:schemaRefs>
-</ds:datastoreItem>
+<file path=customXml/item3.xml><?xml version="1.0" encoding="utf-8"?>
+<p:properties xmlns:p="http://schemas.microsoft.com/office/2006/metadata/properties" xmlns:xsi="http://www.w3.org/2001/XMLSchema-instance" xmlns:pc="http://schemas.microsoft.com/office/infopath/2007/PartnerControls">
+  <documentManagement>
+    <lcf76f155ced4ddcb4097134ff3c332f xmlns="59ca233b-f72d-4bec-9318-80a7585eb732">
+      <Terms xmlns="http://schemas.microsoft.com/office/infopath/2007/PartnerControls"/>
+    </lcf76f155ced4ddcb4097134ff3c332f>
+    <Order0 xmlns="59ca233b-f72d-4bec-9318-80a7585eb732">0</Order0>
+    <Vendor xmlns="59ca233b-f72d-4bec-9318-80a7585eb732" xsi:nil="true"/>
+    <Division xmlns="59ca233b-f72d-4bec-9318-80a7585eb732" xsi:nil="true"/>
+    <TaxCatchAll xmlns="a0aebf02-ecd4-408a-a2a6-04cd48f4325f" xsi:nil="true"/>
+  </documentManagement>
+</p:properties>
 </file>
 
-<file path=customXml/itemProps3.xml><?xml version="1.0" encoding="utf-8"?>
+<file path=customXml/itemProps1.xml><?xml version="1.0" encoding="utf-8"?>
 <ds:datastoreItem xmlns:ds="http://schemas.openxmlformats.org/officeDocument/2006/customXml" ds:itemID="{BD3714BC-B9DC-4BBD-A21F-1C6AE7A41E03}">
   <ds:schemaRefs>
     <ds:schemaRef ds:uri="http://schemas.microsoft.com/office/2006/metadata/contentType"/>
@@ -3515,4 +3480,23 @@
     <ds:schemaRef ds:uri="http://schemas.microsoft.com/internal/obd"/>
   </ds:schemaRefs>
 </ds:datastoreItem>
+</file>
+
+<file path=customXml/itemProps2.xml><?xml version="1.0" encoding="utf-8"?>
+<ds:datastoreItem xmlns:ds="http://schemas.openxmlformats.org/officeDocument/2006/customXml" ds:itemID="{7EC5DEFD-7266-42CC-BBA3-8110574986B1}">
+  <ds:schemaRefs>
+    <ds:schemaRef ds:uri="http://schemas.microsoft.com/sharepoint/v3/contenttype/forms"/>
+  </ds:schemaRefs>
+</ds:datastoreItem>
+</file>
+
+<file path=customXml/itemProps3.xml><?xml version="1.0" encoding="utf-8"?>
+<ds:datastoreItem xmlns:ds="http://schemas.openxmlformats.org/officeDocument/2006/customXml" ds:itemID="{4F3B391C-A3D5-40E7-B661-25893C50E6B1}">
+  <ds:schemaRefs>
+    <ds:schemaRef ds:uri="http://schemas.microsoft.com/office/2006/metadata/properties"/>
+    <ds:schemaRef ds:uri="http://schemas.microsoft.com/office/infopath/2007/PartnerControls"/>
+    <ds:schemaRef ds:uri="59ca233b-f72d-4bec-9318-80a7585eb732"/>
+    <ds:schemaRef ds:uri="a0aebf02-ecd4-408a-a2a6-04cd48f4325f"/>
+  </ds:schemaRefs>
+</ds:datastoreItem>
 </file>